--- a/FPO_Integrated_System_Brief.docx
+++ b/FPO_Integrated_System_Brief.docx
@@ -457,39 +457,7 @@
                 <w:color w:val="111111"/>
                 <w:sz w:val="18"/>
               </w:rPr>
-              <w:t xml:space="preserve">Produce collections are </w:t>
-            </w:r>
-            <w:proofErr w:type="gramStart"/>
-            <w:r>
-              <w:rPr>
-                <w:color w:val="111111"/>
-                <w:sz w:val="18"/>
-              </w:rPr>
-              <w:t>auto-matched</w:t>
-            </w:r>
-            <w:proofErr w:type="gramEnd"/>
-            <w:r>
-              <w:rPr>
-                <w:color w:val="111111"/>
-                <w:sz w:val="18"/>
-              </w:rPr>
-              <w:t xml:space="preserve"> against </w:t>
-            </w:r>
-            <w:proofErr w:type="gramStart"/>
-            <w:r>
-              <w:rPr>
-                <w:color w:val="111111"/>
-                <w:sz w:val="18"/>
-              </w:rPr>
-              <w:t>open buyer</w:t>
-            </w:r>
-            <w:proofErr w:type="gramEnd"/>
-            <w:r>
-              <w:rPr>
-                <w:color w:val="111111"/>
-                <w:sz w:val="18"/>
-              </w:rPr>
-              <w:t xml:space="preserve"> demand and ma</w:t>
+              <w:t>Produce collections are auto-matched against open buyer demand and ma</w:t>
             </w:r>
             <w:r>
               <w:rPr>
@@ -1204,14 +1172,8 @@
         <w:rPr>
           <w:color w:val="111111"/>
         </w:rPr>
-        <w:t xml:space="preserve">The Command screen is the operating surface for the autonomous system: agent performance summary, fulfillment queue, harvest watchlist, market queue, human handoffs, recent runs, alerts, and tasks. The Approvals screen is where governance </w:t>
-      </w:r>
-      <w:r>
-        <w:rPr>
-          <w:color w:val="111111"/>
-        </w:rPr>
         <w:lastRenderedPageBreak/>
-        <w:t>lives - purchase requests, sales orders, settlements, and any agent-initiated action that crosses a threshold are released or blocked here. The Handoff Desk collects low-confidence or escalated conversations so staff attention is concentrated on judgement work.</w:t>
+        <w:t>The Command screen is the operating surface for the autonomous system: agent performance summary, fulfillment queue, harvest watchlist, market queue, human handoffs, recent runs, alerts, and tasks. The Approvals screen is where governance lives - purchase requests, sales orders, settlements, and any agent-initiated action that crosses a threshold are released or blocked here. The Handoff Desk collects low-confidence or escalated conversations so staff attention is concentrated on judgement work.</w:t>
       </w:r>
     </w:p>
     <w:p>
@@ -2270,7 +2232,6 @@
           <w:color w:val="0F523A"/>
           <w:sz w:val="24"/>
         </w:rPr>
-        <w:lastRenderedPageBreak/>
         <w:t>Primary API Surface</w:t>
       </w:r>
     </w:p>
@@ -2489,13 +2450,7 @@
         <w:rPr>
           <w:color w:val="111111"/>
         </w:rPr>
-        <w:t>Market/</w:t>
-      </w:r>
-      <w:r>
-        <w:rPr>
-          <w:color w:val="111111"/>
-        </w:rPr>
-        <w:t>Mandi and buyer price feeds, buyer and processor directory.</w:t>
+        <w:t>Market/Mandi and buyer price feeds, buyer and processor directory.</w:t>
       </w:r>
     </w:p>
     <w:p>
@@ -2608,6 +2563,12 @@
       </w:r>
     </w:p>
     <w:sectPr>
+      <w:headerReference w:type="even" r:id="rId8"/>
+      <w:headerReference w:type="default" r:id="rId9"/>
+      <w:footerReference w:type="even" r:id="rId10"/>
+      <w:footerReference w:type="default" r:id="rId11"/>
+      <w:headerReference w:type="first" r:id="rId12"/>
+      <w:footerReference w:type="first" r:id="rId13"/>
       <w:pgSz w:w="12240" w:h="15840"/>
       <w:pgMar w:top="792" w:right="1008" w:bottom="792" w:left="1008" w:header="720" w:footer="720" w:gutter="0"/>
       <w:cols w:space="720"/>
@@ -2642,6 +2603,42 @@
 </w:endnotes>
 </file>
 
+<file path=word/footer1.xml><?xml version="1.0" encoding="utf-8"?>
+<w:ftr xmlns:wpc="http://schemas.microsoft.com/office/word/2010/wordprocessingCanvas" xmlns:cx="http://schemas.microsoft.com/office/drawing/2014/chartex" xmlns:cx1="http://schemas.microsoft.com/office/drawing/2015/9/8/chartex" xmlns:cx2="http://schemas.microsoft.com/office/drawing/2015/10/21/chartex" xmlns:cx3="http://schemas.microsoft.com/office/drawing/2016/5/9/chartex" xmlns:cx4="http://schemas.microsoft.com/office/drawing/2016/5/10/chartex" xmlns:cx5="http://schemas.microsoft.com/office/drawing/2016/5/11/chartex" xmlns:cx6="http://schemas.microsoft.com/office/drawing/2016/5/12/chartex" xmlns:cx7="http://schemas.microsoft.com/office/drawing/2016/5/13/chartex" xmlns:cx8="http://schemas.microsoft.com/office/drawing/2016/5/14/chartex" xmlns:mc="http://schemas.openxmlformats.org/markup-compatibility/2006" xmlns:aink="http://schemas.microsoft.com/office/drawing/2016/ink" xmlns:am3d="http://schemas.microsoft.com/office/drawing/2017/model3d" xmlns:o="urn:schemas-microsoft-com:office:office" xmlns:oel="http://schemas.microsoft.com/office/2019/extlst" xmlns:r="http://schemas.openxmlformats.org/officeDocument/2006/relationships" xmlns:m="http://schemas.openxmlformats.org/officeDocument/2006/math" xmlns:v="urn:schemas-microsoft-com:vml" xmlns:wp14="http://schemas.microsoft.com/office/word/2010/wordprocessingDrawing" xmlns:wp="http://schemas.openxmlformats.org/drawingml/2006/wordprocessingDrawing" xmlns:w10="urn:schemas-microsoft-com:office:word" xmlns:w="http://schemas.openxmlformats.org/wordprocessingml/2006/main" xmlns:w14="http://schemas.microsoft.com/office/word/2010/wordml" xmlns:w15="http://schemas.microsoft.com/office/word/2012/wordml" xmlns:w16cex="http://schemas.microsoft.com/office/word/2018/wordml/cex" xmlns:w16cid="http://schemas.microsoft.com/office/word/2016/wordml/cid" xmlns:w16="http://schemas.microsoft.com/office/word/2018/wordml" xmlns:w16du="http://schemas.microsoft.com/office/word/2023/wordml/word16du" xmlns:w16sdtdh="http://schemas.microsoft.com/office/word/2020/wordml/sdtdatahash" xmlns:w16sdtfl="http://schemas.microsoft.com/office/word/2024/wordml/sdtformatlock" xmlns:w16se="http://schemas.microsoft.com/office/word/2015/wordml/symex" xmlns:wpg="http://schemas.microsoft.com/office/word/2010/wordprocessingGroup" xmlns:wpi="http://schemas.microsoft.com/office/word/2010/wordprocessingInk" xmlns:wne="http://schemas.microsoft.com/office/word/2006/wordml" xmlns:wps="http://schemas.microsoft.com/office/word/2010/wordprocessingShape" mc:Ignorable="w14 w15 w16se w16cid w16 w16cex w16sdtdh w16sdtfl w16du wp14">
+  <w:p>
+    <w:pPr>
+      <w:pStyle w:val="Footer"/>
+    </w:pPr>
+  </w:p>
+</w:ftr>
+</file>
+
+<file path=word/footer2.xml><?xml version="1.0" encoding="utf-8"?>
+<w:ftr xmlns:wpc="http://schemas.microsoft.com/office/word/2010/wordprocessingCanvas" xmlns:cx="http://schemas.microsoft.com/office/drawing/2014/chartex" xmlns:cx1="http://schemas.microsoft.com/office/drawing/2015/9/8/chartex" xmlns:cx2="http://schemas.microsoft.com/office/drawing/2015/10/21/chartex" xmlns:cx3="http://schemas.microsoft.com/office/drawing/2016/5/9/chartex" xmlns:cx4="http://schemas.microsoft.com/office/drawing/2016/5/10/chartex" xmlns:cx5="http://schemas.microsoft.com/office/drawing/2016/5/11/chartex" xmlns:cx6="http://schemas.microsoft.com/office/drawing/2016/5/12/chartex" xmlns:cx7="http://schemas.microsoft.com/office/drawing/2016/5/13/chartex" xmlns:cx8="http://schemas.microsoft.com/office/drawing/2016/5/14/chartex" xmlns:mc="http://schemas.openxmlformats.org/markup-compatibility/2006" xmlns:aink="http://schemas.microsoft.com/office/drawing/2016/ink" xmlns:am3d="http://schemas.microsoft.com/office/drawing/2017/model3d" xmlns:o="urn:schemas-microsoft-com:office:office" xmlns:oel="http://schemas.microsoft.com/office/2019/extlst" xmlns:r="http://schemas.openxmlformats.org/officeDocument/2006/relationships" xmlns:m="http://schemas.openxmlformats.org/officeDocument/2006/math" xmlns:v="urn:schemas-microsoft-com:vml" xmlns:wp14="http://schemas.microsoft.com/office/word/2010/wordprocessingDrawing" xmlns:wp="http://schemas.openxmlformats.org/drawingml/2006/wordprocessingDrawing" xmlns:w10="urn:schemas-microsoft-com:office:word" xmlns:w="http://schemas.openxmlformats.org/wordprocessingml/2006/main" xmlns:w14="http://schemas.microsoft.com/office/word/2010/wordml" xmlns:w15="http://schemas.microsoft.com/office/word/2012/wordml" xmlns:w16cex="http://schemas.microsoft.com/office/word/2018/wordml/cex" xmlns:w16cid="http://schemas.microsoft.com/office/word/2016/wordml/cid" xmlns:w16="http://schemas.microsoft.com/office/word/2018/wordml" xmlns:w16du="http://schemas.microsoft.com/office/word/2023/wordml/word16du" xmlns:w16sdtdh="http://schemas.microsoft.com/office/word/2020/wordml/sdtdatahash" xmlns:w16sdtfl="http://schemas.microsoft.com/office/word/2024/wordml/sdtformatlock" xmlns:w16se="http://schemas.microsoft.com/office/word/2015/wordml/symex" xmlns:wpg="http://schemas.microsoft.com/office/word/2010/wordprocessingGroup" xmlns:wpi="http://schemas.microsoft.com/office/word/2010/wordprocessingInk" xmlns:wne="http://schemas.microsoft.com/office/word/2006/wordml" xmlns:wps="http://schemas.microsoft.com/office/word/2010/wordprocessingShape" mc:Ignorable="w14 w15 w16se w16cid w16 w16cex w16sdtdh w16sdtfl w16du wp14">
+  <w:p>
+    <w:pPr>
+      <w:pStyle w:val="Footer"/>
+    </w:pPr>
+    <w:r>
+      <w:t xml:space="preserve">FPO System Product Manual – Updated April 22, 2026                                                                      </w:t>
+    </w:r>
+    <w:r>
+      <w:t>pakash@findabilitysciences.com</w:t>
+    </w:r>
+  </w:p>
+</w:ftr>
+</file>
+
+<file path=word/footer3.xml><?xml version="1.0" encoding="utf-8"?>
+<w:ftr xmlns:wpc="http://schemas.microsoft.com/office/word/2010/wordprocessingCanvas" xmlns:cx="http://schemas.microsoft.com/office/drawing/2014/chartex" xmlns:cx1="http://schemas.microsoft.com/office/drawing/2015/9/8/chartex" xmlns:cx2="http://schemas.microsoft.com/office/drawing/2015/10/21/chartex" xmlns:cx3="http://schemas.microsoft.com/office/drawing/2016/5/9/chartex" xmlns:cx4="http://schemas.microsoft.com/office/drawing/2016/5/10/chartex" xmlns:cx5="http://schemas.microsoft.com/office/drawing/2016/5/11/chartex" xmlns:cx6="http://schemas.microsoft.com/office/drawing/2016/5/12/chartex" xmlns:cx7="http://schemas.microsoft.com/office/drawing/2016/5/13/chartex" xmlns:cx8="http://schemas.microsoft.com/office/drawing/2016/5/14/chartex" xmlns:mc="http://schemas.openxmlformats.org/markup-compatibility/2006" xmlns:aink="http://schemas.microsoft.com/office/drawing/2016/ink" xmlns:am3d="http://schemas.microsoft.com/office/drawing/2017/model3d" xmlns:o="urn:schemas-microsoft-com:office:office" xmlns:oel="http://schemas.microsoft.com/office/2019/extlst" xmlns:r="http://schemas.openxmlformats.org/officeDocument/2006/relationships" xmlns:m="http://schemas.openxmlformats.org/officeDocument/2006/math" xmlns:v="urn:schemas-microsoft-com:vml" xmlns:wp14="http://schemas.microsoft.com/office/word/2010/wordprocessingDrawing" xmlns:wp="http://schemas.openxmlformats.org/drawingml/2006/wordprocessingDrawing" xmlns:w10="urn:schemas-microsoft-com:office:word" xmlns:w="http://schemas.openxmlformats.org/wordprocessingml/2006/main" xmlns:w14="http://schemas.microsoft.com/office/word/2010/wordml" xmlns:w15="http://schemas.microsoft.com/office/word/2012/wordml" xmlns:w16cex="http://schemas.microsoft.com/office/word/2018/wordml/cex" xmlns:w16cid="http://schemas.microsoft.com/office/word/2016/wordml/cid" xmlns:w16="http://schemas.microsoft.com/office/word/2018/wordml" xmlns:w16du="http://schemas.microsoft.com/office/word/2023/wordml/word16du" xmlns:w16sdtdh="http://schemas.microsoft.com/office/word/2020/wordml/sdtdatahash" xmlns:w16sdtfl="http://schemas.microsoft.com/office/word/2024/wordml/sdtformatlock" xmlns:w16se="http://schemas.microsoft.com/office/word/2015/wordml/symex" xmlns:wpg="http://schemas.microsoft.com/office/word/2010/wordprocessingGroup" xmlns:wpi="http://schemas.microsoft.com/office/word/2010/wordprocessingInk" xmlns:wne="http://schemas.microsoft.com/office/word/2006/wordml" xmlns:wps="http://schemas.microsoft.com/office/word/2010/wordprocessingShape" mc:Ignorable="w14 w15 w16se w16cid w16 w16cex w16sdtdh w16sdtfl w16du wp14">
+  <w:p>
+    <w:pPr>
+      <w:pStyle w:val="Footer"/>
+    </w:pPr>
+  </w:p>
+</w:ftr>
+</file>
+
 <file path=word/footnotes.xml><?xml version="1.0" encoding="utf-8"?>
 <w:footnotes xmlns:wpc="http://schemas.microsoft.com/office/word/2010/wordprocessingCanvas" xmlns:cx="http://schemas.microsoft.com/office/drawing/2014/chartex" xmlns:cx1="http://schemas.microsoft.com/office/drawing/2015/9/8/chartex" xmlns:cx2="http://schemas.microsoft.com/office/drawing/2015/10/21/chartex" xmlns:cx3="http://schemas.microsoft.com/office/drawing/2016/5/9/chartex" xmlns:cx4="http://schemas.microsoft.com/office/drawing/2016/5/10/chartex" xmlns:cx5="http://schemas.microsoft.com/office/drawing/2016/5/11/chartex" xmlns:cx6="http://schemas.microsoft.com/office/drawing/2016/5/12/chartex" xmlns:cx7="http://schemas.microsoft.com/office/drawing/2016/5/13/chartex" xmlns:cx8="http://schemas.microsoft.com/office/drawing/2016/5/14/chartex" xmlns:mc="http://schemas.openxmlformats.org/markup-compatibility/2006" xmlns:aink="http://schemas.microsoft.com/office/drawing/2016/ink" xmlns:am3d="http://schemas.microsoft.com/office/drawing/2017/model3d" xmlns:o="urn:schemas-microsoft-com:office:office" xmlns:oel="http://schemas.microsoft.com/office/2019/extlst" xmlns:r="http://schemas.openxmlformats.org/officeDocument/2006/relationships" xmlns:m="http://schemas.openxmlformats.org/officeDocument/2006/math" xmlns:v="urn:schemas-microsoft-com:vml" xmlns:wp14="http://schemas.microsoft.com/office/word/2010/wordprocessingDrawing" xmlns:wp="http://schemas.openxmlformats.org/drawingml/2006/wordprocessingDrawing" xmlns:w10="urn:schemas-microsoft-com:office:word" xmlns:w="http://schemas.openxmlformats.org/wordprocessingml/2006/main" xmlns:w14="http://schemas.microsoft.com/office/word/2010/wordml" xmlns:w15="http://schemas.microsoft.com/office/word/2012/wordml" xmlns:w16cex="http://schemas.microsoft.com/office/word/2018/wordml/cex" xmlns:w16cid="http://schemas.microsoft.com/office/word/2016/wordml/cid" xmlns:w16="http://schemas.microsoft.com/office/word/2018/wordml" xmlns:w16du="http://schemas.microsoft.com/office/word/2023/wordml/word16du" xmlns:w16sdtdh="http://schemas.microsoft.com/office/word/2020/wordml/sdtdatahash" xmlns:w16sdtfl="http://schemas.microsoft.com/office/word/2024/wordml/sdtformatlock" xmlns:w16se="http://schemas.microsoft.com/office/word/2015/wordml/symex" xmlns:wpg="http://schemas.microsoft.com/office/word/2010/wordprocessingGroup" xmlns:wpi="http://schemas.microsoft.com/office/word/2010/wordprocessingInk" xmlns:wne="http://schemas.microsoft.com/office/word/2006/wordml" xmlns:wps="http://schemas.microsoft.com/office/word/2010/wordprocessingShape" mc:Ignorable="w14 w15 w16se w16cid w16 w16cex w16sdtdh w16sdtfl w16du wp14">
   <w:footnote w:type="separator" w:id="-1">
@@ -2665,6 +2662,36 @@
     </w:p>
   </w:footnote>
 </w:footnotes>
+</file>
+
+<file path=word/header1.xml><?xml version="1.0" encoding="utf-8"?>
+<w:hdr xmlns:wpc="http://schemas.microsoft.com/office/word/2010/wordprocessingCanvas" xmlns:cx="http://schemas.microsoft.com/office/drawing/2014/chartex" xmlns:cx1="http://schemas.microsoft.com/office/drawing/2015/9/8/chartex" xmlns:cx2="http://schemas.microsoft.com/office/drawing/2015/10/21/chartex" xmlns:cx3="http://schemas.microsoft.com/office/drawing/2016/5/9/chartex" xmlns:cx4="http://schemas.microsoft.com/office/drawing/2016/5/10/chartex" xmlns:cx5="http://schemas.microsoft.com/office/drawing/2016/5/11/chartex" xmlns:cx6="http://schemas.microsoft.com/office/drawing/2016/5/12/chartex" xmlns:cx7="http://schemas.microsoft.com/office/drawing/2016/5/13/chartex" xmlns:cx8="http://schemas.microsoft.com/office/drawing/2016/5/14/chartex" xmlns:mc="http://schemas.openxmlformats.org/markup-compatibility/2006" xmlns:aink="http://schemas.microsoft.com/office/drawing/2016/ink" xmlns:am3d="http://schemas.microsoft.com/office/drawing/2017/model3d" xmlns:o="urn:schemas-microsoft-com:office:office" xmlns:oel="http://schemas.microsoft.com/office/2019/extlst" xmlns:r="http://schemas.openxmlformats.org/officeDocument/2006/relationships" xmlns:m="http://schemas.openxmlformats.org/officeDocument/2006/math" xmlns:v="urn:schemas-microsoft-com:vml" xmlns:wp14="http://schemas.microsoft.com/office/word/2010/wordprocessingDrawing" xmlns:wp="http://schemas.openxmlformats.org/drawingml/2006/wordprocessingDrawing" xmlns:w10="urn:schemas-microsoft-com:office:word" xmlns:w="http://schemas.openxmlformats.org/wordprocessingml/2006/main" xmlns:w14="http://schemas.microsoft.com/office/word/2010/wordml" xmlns:w15="http://schemas.microsoft.com/office/word/2012/wordml" xmlns:w16cex="http://schemas.microsoft.com/office/word/2018/wordml/cex" xmlns:w16cid="http://schemas.microsoft.com/office/word/2016/wordml/cid" xmlns:w16="http://schemas.microsoft.com/office/word/2018/wordml" xmlns:w16du="http://schemas.microsoft.com/office/word/2023/wordml/word16du" xmlns:w16sdtdh="http://schemas.microsoft.com/office/word/2020/wordml/sdtdatahash" xmlns:w16sdtfl="http://schemas.microsoft.com/office/word/2024/wordml/sdtformatlock" xmlns:w16se="http://schemas.microsoft.com/office/word/2015/wordml/symex" xmlns:wpg="http://schemas.microsoft.com/office/word/2010/wordprocessingGroup" xmlns:wpi="http://schemas.microsoft.com/office/word/2010/wordprocessingInk" xmlns:wne="http://schemas.microsoft.com/office/word/2006/wordml" xmlns:wps="http://schemas.microsoft.com/office/word/2010/wordprocessingShape" mc:Ignorable="w14 w15 w16se w16cid w16 w16cex w16sdtdh w16sdtfl w16du wp14">
+  <w:p>
+    <w:pPr>
+      <w:pStyle w:val="Header"/>
+    </w:pPr>
+  </w:p>
+</w:hdr>
+</file>
+
+<file path=word/header2.xml><?xml version="1.0" encoding="utf-8"?>
+<w:hdr xmlns:wpc="http://schemas.microsoft.com/office/word/2010/wordprocessingCanvas" xmlns:cx="http://schemas.microsoft.com/office/drawing/2014/chartex" xmlns:cx1="http://schemas.microsoft.com/office/drawing/2015/9/8/chartex" xmlns:cx2="http://schemas.microsoft.com/office/drawing/2015/10/21/chartex" xmlns:cx3="http://schemas.microsoft.com/office/drawing/2016/5/9/chartex" xmlns:cx4="http://schemas.microsoft.com/office/drawing/2016/5/10/chartex" xmlns:cx5="http://schemas.microsoft.com/office/drawing/2016/5/11/chartex" xmlns:cx6="http://schemas.microsoft.com/office/drawing/2016/5/12/chartex" xmlns:cx7="http://schemas.microsoft.com/office/drawing/2016/5/13/chartex" xmlns:cx8="http://schemas.microsoft.com/office/drawing/2016/5/14/chartex" xmlns:mc="http://schemas.openxmlformats.org/markup-compatibility/2006" xmlns:aink="http://schemas.microsoft.com/office/drawing/2016/ink" xmlns:am3d="http://schemas.microsoft.com/office/drawing/2017/model3d" xmlns:o="urn:schemas-microsoft-com:office:office" xmlns:oel="http://schemas.microsoft.com/office/2019/extlst" xmlns:r="http://schemas.openxmlformats.org/officeDocument/2006/relationships" xmlns:m="http://schemas.openxmlformats.org/officeDocument/2006/math" xmlns:v="urn:schemas-microsoft-com:vml" xmlns:wp14="http://schemas.microsoft.com/office/word/2010/wordprocessingDrawing" xmlns:wp="http://schemas.openxmlformats.org/drawingml/2006/wordprocessingDrawing" xmlns:w10="urn:schemas-microsoft-com:office:word" xmlns:w="http://schemas.openxmlformats.org/wordprocessingml/2006/main" xmlns:w14="http://schemas.microsoft.com/office/word/2010/wordml" xmlns:w15="http://schemas.microsoft.com/office/word/2012/wordml" xmlns:w16cex="http://schemas.microsoft.com/office/word/2018/wordml/cex" xmlns:w16cid="http://schemas.microsoft.com/office/word/2016/wordml/cid" xmlns:w16="http://schemas.microsoft.com/office/word/2018/wordml" xmlns:w16du="http://schemas.microsoft.com/office/word/2023/wordml/word16du" xmlns:w16sdtdh="http://schemas.microsoft.com/office/word/2020/wordml/sdtdatahash" xmlns:w16sdtfl="http://schemas.microsoft.com/office/word/2024/wordml/sdtformatlock" xmlns:w16se="http://schemas.microsoft.com/office/word/2015/wordml/symex" xmlns:wpg="http://schemas.microsoft.com/office/word/2010/wordprocessingGroup" xmlns:wpi="http://schemas.microsoft.com/office/word/2010/wordprocessingInk" xmlns:wne="http://schemas.microsoft.com/office/word/2006/wordml" xmlns:wps="http://schemas.microsoft.com/office/word/2010/wordprocessingShape" mc:Ignorable="w14 w15 w16se w16cid w16 w16cex w16sdtdh w16sdtfl w16du wp14">
+  <w:p>
+    <w:pPr>
+      <w:pStyle w:val="Header"/>
+    </w:pPr>
+  </w:p>
+</w:hdr>
+</file>
+
+<file path=word/header3.xml><?xml version="1.0" encoding="utf-8"?>
+<w:hdr xmlns:wpc="http://schemas.microsoft.com/office/word/2010/wordprocessingCanvas" xmlns:cx="http://schemas.microsoft.com/office/drawing/2014/chartex" xmlns:cx1="http://schemas.microsoft.com/office/drawing/2015/9/8/chartex" xmlns:cx2="http://schemas.microsoft.com/office/drawing/2015/10/21/chartex" xmlns:cx3="http://schemas.microsoft.com/office/drawing/2016/5/9/chartex" xmlns:cx4="http://schemas.microsoft.com/office/drawing/2016/5/10/chartex" xmlns:cx5="http://schemas.microsoft.com/office/drawing/2016/5/11/chartex" xmlns:cx6="http://schemas.microsoft.com/office/drawing/2016/5/12/chartex" xmlns:cx7="http://schemas.microsoft.com/office/drawing/2016/5/13/chartex" xmlns:cx8="http://schemas.microsoft.com/office/drawing/2016/5/14/chartex" xmlns:mc="http://schemas.openxmlformats.org/markup-compatibility/2006" xmlns:aink="http://schemas.microsoft.com/office/drawing/2016/ink" xmlns:am3d="http://schemas.microsoft.com/office/drawing/2017/model3d" xmlns:o="urn:schemas-microsoft-com:office:office" xmlns:oel="http://schemas.microsoft.com/office/2019/extlst" xmlns:r="http://schemas.openxmlformats.org/officeDocument/2006/relationships" xmlns:m="http://schemas.openxmlformats.org/officeDocument/2006/math" xmlns:v="urn:schemas-microsoft-com:vml" xmlns:wp14="http://schemas.microsoft.com/office/word/2010/wordprocessingDrawing" xmlns:wp="http://schemas.openxmlformats.org/drawingml/2006/wordprocessingDrawing" xmlns:w10="urn:schemas-microsoft-com:office:word" xmlns:w="http://schemas.openxmlformats.org/wordprocessingml/2006/main" xmlns:w14="http://schemas.microsoft.com/office/word/2010/wordml" xmlns:w15="http://schemas.microsoft.com/office/word/2012/wordml" xmlns:w16cex="http://schemas.microsoft.com/office/word/2018/wordml/cex" xmlns:w16cid="http://schemas.microsoft.com/office/word/2016/wordml/cid" xmlns:w16="http://schemas.microsoft.com/office/word/2018/wordml" xmlns:w16du="http://schemas.microsoft.com/office/word/2023/wordml/word16du" xmlns:w16sdtdh="http://schemas.microsoft.com/office/word/2020/wordml/sdtdatahash" xmlns:w16sdtfl="http://schemas.microsoft.com/office/word/2024/wordml/sdtformatlock" xmlns:w16se="http://schemas.microsoft.com/office/word/2015/wordml/symex" xmlns:wpg="http://schemas.microsoft.com/office/word/2010/wordprocessingGroup" xmlns:wpi="http://schemas.microsoft.com/office/word/2010/wordprocessingInk" xmlns:wne="http://schemas.microsoft.com/office/word/2006/wordml" xmlns:wps="http://schemas.microsoft.com/office/word/2010/wordprocessingShape" mc:Ignorable="w14 w15 w16se w16cid w16 w16cex w16sdtdh w16sdtfl w16du wp14">
+  <w:p>
+    <w:pPr>
+      <w:pStyle w:val="Header"/>
+    </w:pPr>
+  </w:p>
+</w:hdr>
 </file>
 
 <file path=word/numbering.xml><?xml version="1.0" encoding="utf-8"?>
